--- a/古文今讀31-35.docx
+++ b/古文今讀31-35.docx
@@ -41,7 +41,7 @@
           <w:b/>
           <w:sz w:val="26"/>
         </w:rPr>
-        <w:t>虛字整理：顧、比、之、以、於、乃、唯、莫、還、去、嘗、予余吾、愚某僕、汝爾子若君卿</w:t>
+        <w:t>虛字整理：顧、比、之、以、於、乃、唯、莫、去、嘗、予余吾、愚某僕、汝爾子若君卿</w:t>
       </w:r>
     </w:p>
     <w:p>
@@ -1185,7 +1185,7 @@
                 <w:b/>
                 <w:sz w:val="21"/>
               </w:rPr>
-              <w:t>等到</w:t>
+              <w:t>等到（動詞）</w:t>
             </w:r>
           </w:p>
         </w:tc>
@@ -1948,7 +1948,7 @@
           <w:color w:val="385723"/>
           <w:sz w:val="30"/>
         </w:rPr>
-        <w:t>四、以、於、乃、唯、莫、還、去、嘗、恆（第31–35課）</w:t>
+        <w:t>四、以、於、乃、唯、莫、去、嘗、恆（第31–35課）</w:t>
       </w:r>
     </w:p>
     <w:tbl>
@@ -2550,73 +2550,6 @@
                 <w:b/>
                 <w:sz w:val="21"/>
               </w:rPr>
-              <w:t>還：通「旋」，旋轉、繞圈子</w:t>
-            </w:r>
-          </w:p>
-        </w:tc>
-        <w:tc>
-          <w:tcPr>
-            <w:tcW w:type="dxa" w:w="6690"/>
-          </w:tcPr>
-          <w:p>
-            <w:pPr>
-              <w:spacing w:after="20"/>
-            </w:pPr>
-            <w:r>
-              <w:rPr>
-                <w:rFonts w:ascii="DFKai-SB" w:hAnsi="DFKai-SB" w:eastAsia="DFKai-SB" w:cs="DFKai-SB"/>
-                <w:sz w:val="21"/>
-              </w:rPr>
-              <w:t>願子</w:t>
-            </w:r>
-            <w:r>
-              <w:rPr>
-                <w:rFonts w:ascii="DFKai-SB" w:hAnsi="DFKai-SB" w:eastAsia="DFKai-SB" w:cs="DFKai-SB"/>
-                <w:b/>
-                <w:color w:val="C00000"/>
-                <w:sz w:val="21"/>
-              </w:rPr>
-              <w:t>「還」</w:t>
-            </w:r>
-            <w:r>
-              <w:rPr>
-                <w:rFonts w:ascii="DFKai-SB" w:hAnsi="DFKai-SB" w:eastAsia="DFKai-SB" w:cs="DFKai-SB"/>
-                <w:sz w:val="21"/>
-              </w:rPr>
-              <w:t>而視之</w:t>
-            </w:r>
-            <w:r>
-              <w:rPr>
-                <w:rFonts w:ascii="DFKai-SB" w:hAnsi="DFKai-SB" w:eastAsia="DFKai-SB" w:cs="DFKai-SB"/>
-                <w:b w:val="0"/>
-                <w:color w:val="6B7280"/>
-                <w:sz w:val="16"/>
-              </w:rPr>
-              <w:t>（第35課，注釋⑥）</w:t>
-            </w:r>
-          </w:p>
-        </w:tc>
-      </w:tr>
-      <w:tr>
-        <w:trPr>
-          <w:cantSplit w:val="true"/>
-        </w:trPr>
-        <w:tc>
-          <w:tcPr>
-            <w:tcW w:type="dxa" w:w="2381"/>
-            <w:shd w:val="clear" w:color="auto" w:fill="F7F7F7"/>
-          </w:tcPr>
-          <w:p>
-            <w:pPr>
-              <w:spacing w:after="20"/>
-              <w:jc w:val="center"/>
-            </w:pPr>
-            <w:r>
-              <w:rPr>
-                <w:rFonts w:ascii="DFKai-SB" w:hAnsi="DFKai-SB" w:eastAsia="DFKai-SB" w:cs="DFKai-SB"/>
-                <w:b/>
-                <w:sz w:val="21"/>
-              </w:rPr>
               <w:t>去：動詞，離開</w:t>
             </w:r>
           </w:p>
@@ -2983,7 +2916,7 @@
           <w:rFonts w:ascii="DFKai-SB" w:hAnsi="DFKai-SB" w:eastAsia="DFKai-SB" w:cs="DFKai-SB"/>
           <w:sz w:val="21"/>
         </w:rPr>
-        <w:t>「乃」在本單元作「於是」（第35課），與第30課「才」的用法不同；「莫」在「人莫之知」中是「沒有人」；「還」通「旋」，與「歸還、還是」的「還」不同。</w:t>
+        <w:t>「乃」在本單元作「於是」（第35課），與第30課「才」的用法不同；「莫」在「人莫之知」中是「沒有人」。</w:t>
       </w:r>
     </w:p>
     <w:p>
@@ -8773,7 +8706,23 @@
           <w:rFonts w:ascii="DFKai-SB" w:hAnsi="DFKai-SB" w:eastAsia="DFKai-SB" w:cs="DFKai-SB"/>
           <w:sz w:val="22"/>
         </w:rPr>
-        <w:t>（　　）12. 下列「比」字的讀音，何者與其他三者不同？</w:t>
+        <w:t>（　　）12. 「</w:t>
+      </w:r>
+      <w:r>
+        <w:rPr>
+          <w:rFonts w:ascii="DFKai-SB" w:hAnsi="DFKai-SB" w:eastAsia="DFKai-SB" w:cs="DFKai-SB"/>
+          <w:b/>
+          <w:sz w:val="22"/>
+          <w:u w:val="single"/>
+        </w:rPr>
+        <w:t>比</w:t>
+      </w:r>
+      <w:r>
+        <w:rPr>
+          <w:rFonts w:ascii="DFKai-SB" w:hAnsi="DFKai-SB" w:eastAsia="DFKai-SB" w:cs="DFKai-SB"/>
+          <w:sz w:val="22"/>
+        </w:rPr>
+        <w:t>三旦立市」的意思是？</w:t>
       </w:r>
     </w:p>
     <w:p>
@@ -8790,17 +8739,41 @@
           <w:rFonts w:ascii="DFKai-SB" w:hAnsi="DFKai-SB" w:eastAsia="DFKai-SB" w:cs="DFKai-SB"/>
           <w:sz w:val="22"/>
         </w:rPr>
-        <w:t>(A) 比鄰而居</w:t>
+        <w:t>(A) 比較三天的市價</w:t>
       </w:r>
-      <w:r>
-        <w:tab/>
-      </w:r>
+    </w:p>
+    <w:p>
+      <w:pPr>
+        <w:keepNext/>
+        <w:tabs>
+          <w:tab w:pos="4762" w:val="left"/>
+        </w:tabs>
+        <w:spacing w:after="20"/>
+        <w:ind w:left="567"/>
+      </w:pPr>
       <w:r>
         <w:rPr>
           <w:rFonts w:ascii="DFKai-SB" w:hAnsi="DFKai-SB" w:eastAsia="DFKai-SB" w:cs="DFKai-SB"/>
           <w:sz w:val="22"/>
         </w:rPr>
-        <w:t>(B) 櫛次鱗比</w:t>
+        <w:t>(B) 接連三天站在市場上</w:t>
+      </w:r>
+    </w:p>
+    <w:p>
+      <w:pPr>
+        <w:keepNext/>
+        <w:tabs>
+          <w:tab w:pos="4762" w:val="left"/>
+        </w:tabs>
+        <w:spacing w:after="20"/>
+        <w:ind w:left="567"/>
+      </w:pPr>
+      <w:r>
+        <w:rPr>
+          <w:rFonts w:ascii="DFKai-SB" w:hAnsi="DFKai-SB" w:eastAsia="DFKai-SB" w:cs="DFKai-SB"/>
+          <w:sz w:val="22"/>
+        </w:rPr>
+        <w:t>(C) 等到第三天才到市場</w:t>
       </w:r>
     </w:p>
     <w:p>
@@ -8816,17 +8789,7 @@
           <w:rFonts w:ascii="DFKai-SB" w:hAnsi="DFKai-SB" w:eastAsia="DFKai-SB" w:cs="DFKai-SB"/>
           <w:sz w:val="22"/>
         </w:rPr>
-        <w:t>(C) 比肩齊步</w:t>
-      </w:r>
-      <w:r>
-        <w:tab/>
-      </w:r>
-      <w:r>
-        <w:rPr>
-          <w:rFonts w:ascii="DFKai-SB" w:hAnsi="DFKai-SB" w:eastAsia="DFKai-SB" w:cs="DFKai-SB"/>
-          <w:sz w:val="22"/>
-        </w:rPr>
-        <w:t>(D) 比較大小</w:t>
+        <w:t>(D) 三個早晨都在比賽</w:t>
       </w:r>
     </w:p>
     <w:p>
@@ -8839,7 +8802,7 @@
           <w:rFonts w:ascii="DFKai-SB" w:hAnsi="DFKai-SB" w:eastAsia="DFKai-SB" w:cs="DFKai-SB"/>
           <w:sz w:val="22"/>
         </w:rPr>
-        <w:t>（　　）13. 「人莫</w:t>
+        <w:t>（　　）13. 「比三旦立市，人莫</w:t>
       </w:r>
       <w:r>
         <w:rPr>
@@ -11920,7 +11883,7 @@
                 <w:rFonts w:ascii="DFKai-SB" w:hAnsi="DFKai-SB" w:eastAsia="DFKai-SB" w:cs="DFKai-SB"/>
                 <w:sz w:val="21"/>
               </w:rPr>
-              <w:t>D</w:t>
+              <w:t>B</w:t>
             </w:r>
           </w:p>
         </w:tc>
@@ -11937,7 +11900,7 @@
                 <w:rFonts w:ascii="DFKai-SB" w:hAnsi="DFKai-SB" w:eastAsia="DFKai-SB" w:cs="DFKai-SB"/>
                 <w:sz w:val="21"/>
               </w:rPr>
-              <w:t>比鄰、鱗比、比肩的「比」都讀ㄅㄧˋ；比較的「比」讀ㄅㄧˇ。</w:t>
+              <w:t>比：連續、接連（讀ㄅㄧˋ），全句指賣馬人接連三天站在市場上賣馬；「等到」是「比行百里」的用法，「比較」則讀ㄅㄧˇ，都不適用。</w:t>
             </w:r>
           </w:p>
         </w:tc>

--- a/古文今讀31-35.docx
+++ b/古文今讀31-35.docx
@@ -3566,6 +3566,1259 @@
         </w:rPr>
         <w:t>「予、余、吾」是一般自稱；「愚、某、僕」是自謙的自稱；「汝、爾、子、若、君、卿」都是稱對方「你」，其中「君」「卿」帶有敬重或親暱的口吻。</w:t>
       </w:r>
+    </w:p>
+    <w:p>
+      <w:pPr>
+        <w:keepNext/>
+        <w:spacing w:after="120" w:before="280"/>
+        <w:pBdr>
+          <w:bottom w:val="single" w:sz="12" w:space="1" w:color="548235"/>
+        </w:pBdr>
+      </w:pPr>
+      <w:r>
+        <w:rPr>
+          <w:rFonts w:ascii="DFKai-SB" w:hAnsi="DFKai-SB" w:eastAsia="DFKai-SB" w:cs="DFKai-SB"/>
+          <w:b/>
+          <w:color w:val="385723"/>
+          <w:sz w:val="30"/>
+        </w:rPr>
+        <w:t>六、成語整理</w:t>
+      </w:r>
+    </w:p>
+    <w:p>
+      <w:pPr>
+        <w:keepNext/>
+        <w:spacing w:before="200"/>
+        <w:shd w:val="clear" w:color="auto" w:fill="E2EFDA"/>
+      </w:pPr>
+      <w:r>
+        <w:rPr>
+          <w:rFonts w:ascii="DFKai-SB" w:hAnsi="DFKai-SB" w:eastAsia="DFKai-SB" w:cs="DFKai-SB"/>
+          <w:b/>
+          <w:color w:val="385723"/>
+          <w:sz w:val="24"/>
+        </w:rPr>
+        <w:t>課文成語</w:t>
+      </w:r>
+    </w:p>
+    <w:tbl>
+      <w:tblPr>
+        <w:tblStyle w:val="TableGrid"/>
+        <w:tblW w:type="auto" w:w="0"/>
+        <w:jc w:val="center"/>
+        <w:tblLayout w:type="fixed"/>
+        <w:tblLook w:firstColumn="1" w:firstRow="1" w:lastColumn="0" w:lastRow="0" w:noHBand="0" w:noVBand="1" w:val="04A0"/>
+      </w:tblPr>
+      <w:tblGrid>
+        <w:gridCol w:w="2041"/>
+        <w:gridCol w:w="5216"/>
+        <w:gridCol w:w="1814"/>
+      </w:tblGrid>
+      <w:tr>
+        <w:trPr>
+          <w:tblHeader w:val="true"/>
+        </w:trPr>
+        <w:tc>
+          <w:tcPr>
+            <w:tcW w:type="dxa" w:w="2041"/>
+            <w:shd w:val="clear" w:color="auto" w:fill="E2EFDA"/>
+          </w:tcPr>
+          <w:p>
+            <w:pPr>
+              <w:jc w:val="center"/>
+            </w:pPr>
+            <w:r>
+              <w:rPr>
+                <w:rFonts w:ascii="DFKai-SB" w:hAnsi="DFKai-SB" w:eastAsia="DFKai-SB" w:cs="DFKai-SB"/>
+                <w:b/>
+                <w:sz w:val="21"/>
+              </w:rPr>
+              <w:t>成語</w:t>
+            </w:r>
+          </w:p>
+        </w:tc>
+        <w:tc>
+          <w:tcPr>
+            <w:tcW w:type="dxa" w:w="5216"/>
+            <w:shd w:val="clear" w:color="auto" w:fill="E2EFDA"/>
+          </w:tcPr>
+          <w:p>
+            <w:pPr>
+              <w:jc w:val="center"/>
+            </w:pPr>
+            <w:r>
+              <w:rPr>
+                <w:rFonts w:ascii="DFKai-SB" w:hAnsi="DFKai-SB" w:eastAsia="DFKai-SB" w:cs="DFKai-SB"/>
+                <w:b/>
+                <w:sz w:val="21"/>
+              </w:rPr>
+              <w:t>意思</w:t>
+            </w:r>
+          </w:p>
+        </w:tc>
+        <w:tc>
+          <w:tcPr>
+            <w:tcW w:type="dxa" w:w="1814"/>
+            <w:shd w:val="clear" w:color="auto" w:fill="E2EFDA"/>
+          </w:tcPr>
+          <w:p>
+            <w:pPr>
+              <w:jc w:val="center"/>
+            </w:pPr>
+            <w:r>
+              <w:rPr>
+                <w:rFonts w:ascii="DFKai-SB" w:hAnsi="DFKai-SB" w:eastAsia="DFKai-SB" w:cs="DFKai-SB"/>
+                <w:b/>
+                <w:sz w:val="21"/>
+              </w:rPr>
+              <w:t>出處</w:t>
+            </w:r>
+          </w:p>
+        </w:tc>
+      </w:tr>
+      <w:tr>
+        <w:trPr>
+          <w:cantSplit w:val="true"/>
+        </w:trPr>
+        <w:tc>
+          <w:tcPr>
+            <w:tcW w:type="dxa" w:w="2041"/>
+            <w:shd w:val="clear" w:color="auto" w:fill="F7F7F7"/>
+          </w:tcPr>
+          <w:p>
+            <w:pPr>
+              <w:spacing w:after="20"/>
+              <w:jc w:val="center"/>
+            </w:pPr>
+            <w:r>
+              <w:rPr>
+                <w:rFonts w:ascii="DFKai-SB" w:hAnsi="DFKai-SB" w:eastAsia="DFKai-SB" w:cs="DFKai-SB"/>
+                <w:b/>
+                <w:sz w:val="21"/>
+              </w:rPr>
+              <w:t>掩耳盜鐘</w:t>
+            </w:r>
+          </w:p>
+        </w:tc>
+        <w:tc>
+          <w:tcPr>
+            <w:tcW w:type="dxa" w:w="5216"/>
+          </w:tcPr>
+          <w:p>
+            <w:pPr>
+              <w:spacing w:after="20"/>
+            </w:pPr>
+            <w:r>
+              <w:rPr>
+                <w:rFonts w:ascii="DFKai-SB" w:hAnsi="DFKai-SB" w:eastAsia="DFKai-SB" w:cs="DFKai-SB"/>
+                <w:sz w:val="21"/>
+              </w:rPr>
+              <w:t>比喻自己欺騙自己，明明無法隱瞞卻還想掩蓋事實。</w:t>
+            </w:r>
+          </w:p>
+        </w:tc>
+        <w:tc>
+          <w:tcPr>
+            <w:tcW w:type="dxa" w:w="1814"/>
+          </w:tcPr>
+          <w:p>
+            <w:pPr>
+              <w:spacing w:after="20"/>
+            </w:pPr>
+            <w:r>
+              <w:rPr>
+                <w:rFonts w:ascii="DFKai-SB" w:hAnsi="DFKai-SB" w:eastAsia="DFKai-SB" w:cs="DFKai-SB"/>
+                <w:sz w:val="21"/>
+              </w:rPr>
+              <w:t>第31課</w:t>
+            </w:r>
+          </w:p>
+        </w:tc>
+      </w:tr>
+      <w:tr>
+        <w:trPr>
+          <w:cantSplit w:val="true"/>
+        </w:trPr>
+        <w:tc>
+          <w:tcPr>
+            <w:tcW w:type="dxa" w:w="2041"/>
+            <w:shd w:val="clear" w:color="auto" w:fill="F7F7F7"/>
+          </w:tcPr>
+          <w:p>
+            <w:pPr>
+              <w:spacing w:after="20"/>
+              <w:jc w:val="center"/>
+            </w:pPr>
+            <w:r>
+              <w:rPr>
+                <w:rFonts w:ascii="DFKai-SB" w:hAnsi="DFKai-SB" w:eastAsia="DFKai-SB" w:cs="DFKai-SB"/>
+                <w:b/>
+                <w:sz w:val="21"/>
+              </w:rPr>
+              <w:t>野人獻曝</w:t>
+            </w:r>
+          </w:p>
+        </w:tc>
+        <w:tc>
+          <w:tcPr>
+            <w:tcW w:type="dxa" w:w="5216"/>
+          </w:tcPr>
+          <w:p>
+            <w:pPr>
+              <w:spacing w:after="20"/>
+            </w:pPr>
+            <w:r>
+              <w:rPr>
+                <w:rFonts w:ascii="DFKai-SB" w:hAnsi="DFKai-SB" w:eastAsia="DFKai-SB" w:cs="DFKai-SB"/>
+                <w:sz w:val="21"/>
+              </w:rPr>
+              <w:t>比喻平凡人所貢獻的平凡事物；亦用為人對所獻東西或意見的自謙之詞。</w:t>
+            </w:r>
+          </w:p>
+        </w:tc>
+        <w:tc>
+          <w:tcPr>
+            <w:tcW w:type="dxa" w:w="1814"/>
+          </w:tcPr>
+          <w:p>
+            <w:pPr>
+              <w:spacing w:after="20"/>
+            </w:pPr>
+            <w:r>
+              <w:rPr>
+                <w:rFonts w:ascii="DFKai-SB" w:hAnsi="DFKai-SB" w:eastAsia="DFKai-SB" w:cs="DFKai-SB"/>
+                <w:sz w:val="21"/>
+              </w:rPr>
+              <w:t>第32課</w:t>
+            </w:r>
+          </w:p>
+        </w:tc>
+      </w:tr>
+      <w:tr>
+        <w:trPr>
+          <w:cantSplit w:val="true"/>
+        </w:trPr>
+        <w:tc>
+          <w:tcPr>
+            <w:tcW w:type="dxa" w:w="2041"/>
+            <w:shd w:val="clear" w:color="auto" w:fill="F7F7F7"/>
+          </w:tcPr>
+          <w:p>
+            <w:pPr>
+              <w:spacing w:after="20"/>
+              <w:jc w:val="center"/>
+            </w:pPr>
+            <w:r>
+              <w:rPr>
+                <w:rFonts w:ascii="DFKai-SB" w:hAnsi="DFKai-SB" w:eastAsia="DFKai-SB" w:cs="DFKai-SB"/>
+                <w:b/>
+                <w:sz w:val="21"/>
+              </w:rPr>
+              <w:t>割席分坐（割席）</w:t>
+            </w:r>
+          </w:p>
+        </w:tc>
+        <w:tc>
+          <w:tcPr>
+            <w:tcW w:type="dxa" w:w="5216"/>
+          </w:tcPr>
+          <w:p>
+            <w:pPr>
+              <w:spacing w:after="20"/>
+            </w:pPr>
+            <w:r>
+              <w:rPr>
+                <w:rFonts w:ascii="DFKai-SB" w:hAnsi="DFKai-SB" w:eastAsia="DFKai-SB" w:cs="DFKai-SB"/>
+                <w:sz w:val="21"/>
+              </w:rPr>
+              <w:t>比喻朋友絕交。</w:t>
+            </w:r>
+          </w:p>
+        </w:tc>
+        <w:tc>
+          <w:tcPr>
+            <w:tcW w:type="dxa" w:w="1814"/>
+          </w:tcPr>
+          <w:p>
+            <w:pPr>
+              <w:spacing w:after="20"/>
+            </w:pPr>
+            <w:r>
+              <w:rPr>
+                <w:rFonts w:ascii="DFKai-SB" w:hAnsi="DFKai-SB" w:eastAsia="DFKai-SB" w:cs="DFKai-SB"/>
+                <w:sz w:val="21"/>
+              </w:rPr>
+              <w:t>第33課</w:t>
+            </w:r>
+          </w:p>
+        </w:tc>
+      </w:tr>
+      <w:tr>
+        <w:trPr>
+          <w:cantSplit w:val="true"/>
+        </w:trPr>
+        <w:tc>
+          <w:tcPr>
+            <w:tcW w:type="dxa" w:w="2041"/>
+            <w:shd w:val="clear" w:color="auto" w:fill="F7F7F7"/>
+          </w:tcPr>
+          <w:p>
+            <w:pPr>
+              <w:spacing w:after="20"/>
+              <w:jc w:val="center"/>
+            </w:pPr>
+            <w:r>
+              <w:rPr>
+                <w:rFonts w:ascii="DFKai-SB" w:hAnsi="DFKai-SB" w:eastAsia="DFKai-SB" w:cs="DFKai-SB"/>
+                <w:b/>
+                <w:sz w:val="21"/>
+              </w:rPr>
+              <w:t>伯樂一顧</w:t>
+            </w:r>
+          </w:p>
+        </w:tc>
+        <w:tc>
+          <w:tcPr>
+            <w:tcW w:type="dxa" w:w="5216"/>
+          </w:tcPr>
+          <w:p>
+            <w:pPr>
+              <w:spacing w:after="20"/>
+            </w:pPr>
+            <w:r>
+              <w:rPr>
+                <w:rFonts w:ascii="DFKai-SB" w:hAnsi="DFKai-SB" w:eastAsia="DFKai-SB" w:cs="DFKai-SB"/>
+                <w:sz w:val="21"/>
+              </w:rPr>
+              <w:t>比喻才能受人賞識、肯定。</w:t>
+            </w:r>
+          </w:p>
+        </w:tc>
+        <w:tc>
+          <w:tcPr>
+            <w:tcW w:type="dxa" w:w="1814"/>
+          </w:tcPr>
+          <w:p>
+            <w:pPr>
+              <w:spacing w:after="20"/>
+            </w:pPr>
+            <w:r>
+              <w:rPr>
+                <w:rFonts w:ascii="DFKai-SB" w:hAnsi="DFKai-SB" w:eastAsia="DFKai-SB" w:cs="DFKai-SB"/>
+                <w:sz w:val="21"/>
+              </w:rPr>
+              <w:t>第35課</w:t>
+            </w:r>
+          </w:p>
+        </w:tc>
+      </w:tr>
+    </w:tbl>
+    <w:p>
+      <w:pPr>
+        <w:spacing w:after="40"/>
+      </w:pPr>
+    </w:p>
+    <w:p>
+      <w:pPr>
+        <w:keepNext/>
+        <w:spacing w:before="200"/>
+        <w:shd w:val="clear" w:color="auto" w:fill="E2EFDA"/>
+      </w:pPr>
+      <w:r>
+        <w:rPr>
+          <w:rFonts w:ascii="DFKai-SB" w:hAnsi="DFKai-SB" w:eastAsia="DFKai-SB" w:cs="DFKai-SB"/>
+          <w:b/>
+          <w:color w:val="385723"/>
+          <w:sz w:val="24"/>
+        </w:rPr>
+        <w:t>「顧」「比」相關成語</w:t>
+      </w:r>
+    </w:p>
+    <w:tbl>
+      <w:tblPr>
+        <w:tblStyle w:val="TableGrid"/>
+        <w:tblW w:type="auto" w:w="0"/>
+        <w:jc w:val="center"/>
+        <w:tblLayout w:type="fixed"/>
+        <w:tblLook w:firstColumn="1" w:firstRow="1" w:lastColumn="0" w:lastRow="0" w:noHBand="0" w:noVBand="1" w:val="04A0"/>
+      </w:tblPr>
+      <w:tblGrid>
+        <w:gridCol w:w="2041"/>
+        <w:gridCol w:w="5216"/>
+        <w:gridCol w:w="1814"/>
+      </w:tblGrid>
+      <w:tr>
+        <w:trPr>
+          <w:tblHeader w:val="true"/>
+        </w:trPr>
+        <w:tc>
+          <w:tcPr>
+            <w:tcW w:type="dxa" w:w="2041"/>
+            <w:shd w:val="clear" w:color="auto" w:fill="DDEBF7"/>
+          </w:tcPr>
+          <w:p>
+            <w:pPr>
+              <w:jc w:val="center"/>
+            </w:pPr>
+            <w:r>
+              <w:rPr>
+                <w:rFonts w:ascii="DFKai-SB" w:hAnsi="DFKai-SB" w:eastAsia="DFKai-SB" w:cs="DFKai-SB"/>
+                <w:b/>
+                <w:sz w:val="21"/>
+              </w:rPr>
+              <w:t>成語</w:t>
+            </w:r>
+          </w:p>
+        </w:tc>
+        <w:tc>
+          <w:tcPr>
+            <w:tcW w:type="dxa" w:w="5216"/>
+            <w:shd w:val="clear" w:color="auto" w:fill="DDEBF7"/>
+          </w:tcPr>
+          <w:p>
+            <w:pPr>
+              <w:jc w:val="center"/>
+            </w:pPr>
+            <w:r>
+              <w:rPr>
+                <w:rFonts w:ascii="DFKai-SB" w:hAnsi="DFKai-SB" w:eastAsia="DFKai-SB" w:cs="DFKai-SB"/>
+                <w:b/>
+                <w:sz w:val="21"/>
+              </w:rPr>
+              <w:t>意思</w:t>
+            </w:r>
+          </w:p>
+        </w:tc>
+        <w:tc>
+          <w:tcPr>
+            <w:tcW w:type="dxa" w:w="1814"/>
+            <w:shd w:val="clear" w:color="auto" w:fill="DDEBF7"/>
+          </w:tcPr>
+          <w:p>
+            <w:pPr>
+              <w:jc w:val="center"/>
+            </w:pPr>
+            <w:r>
+              <w:rPr>
+                <w:rFonts w:ascii="DFKai-SB" w:hAnsi="DFKai-SB" w:eastAsia="DFKai-SB" w:cs="DFKai-SB"/>
+                <w:b/>
+                <w:sz w:val="21"/>
+              </w:rPr>
+              <w:t>出處</w:t>
+            </w:r>
+          </w:p>
+        </w:tc>
+      </w:tr>
+      <w:tr>
+        <w:trPr>
+          <w:cantSplit w:val="true"/>
+        </w:trPr>
+        <w:tc>
+          <w:tcPr>
+            <w:tcW w:type="dxa" w:w="2041"/>
+            <w:shd w:val="clear" w:color="auto" w:fill="F7F7F7"/>
+          </w:tcPr>
+          <w:p>
+            <w:pPr>
+              <w:spacing w:after="20"/>
+              <w:jc w:val="center"/>
+            </w:pPr>
+            <w:r>
+              <w:rPr>
+                <w:rFonts w:ascii="DFKai-SB" w:hAnsi="DFKai-SB" w:eastAsia="DFKai-SB" w:cs="DFKai-SB"/>
+                <w:b/>
+                <w:sz w:val="21"/>
+              </w:rPr>
+              <w:t>三顧茅廬</w:t>
+            </w:r>
+          </w:p>
+        </w:tc>
+        <w:tc>
+          <w:tcPr>
+            <w:tcW w:type="dxa" w:w="5216"/>
+          </w:tcPr>
+          <w:p>
+            <w:pPr>
+              <w:spacing w:after="20"/>
+            </w:pPr>
+            <w:r>
+              <w:rPr>
+                <w:rFonts w:ascii="DFKai-SB" w:hAnsi="DFKai-SB" w:eastAsia="DFKai-SB" w:cs="DFKai-SB"/>
+                <w:sz w:val="21"/>
+              </w:rPr>
+              <w:t>漢末劉備往訪諸葛亮，共三次才得見；後比喻敬賢之禮或誠心邀請。</w:t>
+            </w:r>
+          </w:p>
+        </w:tc>
+        <w:tc>
+          <w:tcPr>
+            <w:tcW w:type="dxa" w:w="1814"/>
+          </w:tcPr>
+          <w:p>
+            <w:pPr>
+              <w:spacing w:after="20"/>
+            </w:pPr>
+            <w:r>
+              <w:rPr>
+                <w:rFonts w:ascii="DFKai-SB" w:hAnsi="DFKai-SB" w:eastAsia="DFKai-SB" w:cs="DFKai-SB"/>
+                <w:sz w:val="21"/>
+              </w:rPr>
+              <w:t>顧（補充投影片）</w:t>
+            </w:r>
+          </w:p>
+        </w:tc>
+      </w:tr>
+      <w:tr>
+        <w:trPr>
+          <w:cantSplit w:val="true"/>
+        </w:trPr>
+        <w:tc>
+          <w:tcPr>
+            <w:tcW w:type="dxa" w:w="2041"/>
+            <w:shd w:val="clear" w:color="auto" w:fill="F7F7F7"/>
+          </w:tcPr>
+          <w:p>
+            <w:pPr>
+              <w:spacing w:after="20"/>
+              <w:jc w:val="center"/>
+            </w:pPr>
+            <w:r>
+              <w:rPr>
+                <w:rFonts w:ascii="DFKai-SB" w:hAnsi="DFKai-SB" w:eastAsia="DFKai-SB" w:cs="DFKai-SB"/>
+                <w:b/>
+                <w:sz w:val="21"/>
+              </w:rPr>
+              <w:t>顧此失彼</w:t>
+            </w:r>
+          </w:p>
+        </w:tc>
+        <w:tc>
+          <w:tcPr>
+            <w:tcW w:type="dxa" w:w="5216"/>
+          </w:tcPr>
+          <w:p>
+            <w:pPr>
+              <w:spacing w:after="20"/>
+            </w:pPr>
+            <w:r>
+              <w:rPr>
+                <w:rFonts w:ascii="DFKai-SB" w:hAnsi="DFKai-SB" w:eastAsia="DFKai-SB" w:cs="DFKai-SB"/>
+                <w:sz w:val="21"/>
+              </w:rPr>
+              <w:t>注意這個卻忽略了那個，指不能全面兼顧。</w:t>
+            </w:r>
+          </w:p>
+        </w:tc>
+        <w:tc>
+          <w:tcPr>
+            <w:tcW w:type="dxa" w:w="1814"/>
+          </w:tcPr>
+          <w:p>
+            <w:pPr>
+              <w:spacing w:after="20"/>
+            </w:pPr>
+            <w:r>
+              <w:rPr>
+                <w:rFonts w:ascii="DFKai-SB" w:hAnsi="DFKai-SB" w:eastAsia="DFKai-SB" w:cs="DFKai-SB"/>
+                <w:sz w:val="21"/>
+              </w:rPr>
+              <w:t>顧（補充投影片）</w:t>
+            </w:r>
+          </w:p>
+        </w:tc>
+      </w:tr>
+      <w:tr>
+        <w:trPr>
+          <w:cantSplit w:val="true"/>
+        </w:trPr>
+        <w:tc>
+          <w:tcPr>
+            <w:tcW w:type="dxa" w:w="2041"/>
+            <w:shd w:val="clear" w:color="auto" w:fill="F7F7F7"/>
+          </w:tcPr>
+          <w:p>
+            <w:pPr>
+              <w:spacing w:after="20"/>
+              <w:jc w:val="center"/>
+            </w:pPr>
+            <w:r>
+              <w:rPr>
+                <w:rFonts w:ascii="DFKai-SB" w:hAnsi="DFKai-SB" w:eastAsia="DFKai-SB" w:cs="DFKai-SB"/>
+                <w:b/>
+                <w:sz w:val="21"/>
+              </w:rPr>
+              <w:t>奮不顧身</w:t>
+            </w:r>
+          </w:p>
+        </w:tc>
+        <w:tc>
+          <w:tcPr>
+            <w:tcW w:type="dxa" w:w="5216"/>
+          </w:tcPr>
+          <w:p>
+            <w:pPr>
+              <w:spacing w:after="20"/>
+            </w:pPr>
+            <w:r>
+              <w:rPr>
+                <w:rFonts w:ascii="DFKai-SB" w:hAnsi="DFKai-SB" w:eastAsia="DFKai-SB" w:cs="DFKai-SB"/>
+                <w:sz w:val="21"/>
+              </w:rPr>
+              <w:t>勇往直前，不顧生死。</w:t>
+            </w:r>
+          </w:p>
+        </w:tc>
+        <w:tc>
+          <w:tcPr>
+            <w:tcW w:type="dxa" w:w="1814"/>
+          </w:tcPr>
+          <w:p>
+            <w:pPr>
+              <w:spacing w:after="20"/>
+            </w:pPr>
+            <w:r>
+              <w:rPr>
+                <w:rFonts w:ascii="DFKai-SB" w:hAnsi="DFKai-SB" w:eastAsia="DFKai-SB" w:cs="DFKai-SB"/>
+                <w:sz w:val="21"/>
+              </w:rPr>
+              <w:t>顧（補充投影片）</w:t>
+            </w:r>
+          </w:p>
+        </w:tc>
+      </w:tr>
+      <w:tr>
+        <w:trPr>
+          <w:cantSplit w:val="true"/>
+        </w:trPr>
+        <w:tc>
+          <w:tcPr>
+            <w:tcW w:type="dxa" w:w="2041"/>
+            <w:shd w:val="clear" w:color="auto" w:fill="F7F7F7"/>
+          </w:tcPr>
+          <w:p>
+            <w:pPr>
+              <w:spacing w:after="20"/>
+              <w:jc w:val="center"/>
+            </w:pPr>
+            <w:r>
+              <w:rPr>
+                <w:rFonts w:ascii="DFKai-SB" w:hAnsi="DFKai-SB" w:eastAsia="DFKai-SB" w:cs="DFKai-SB"/>
+                <w:b/>
+                <w:sz w:val="21"/>
+              </w:rPr>
+              <w:t>後顧之憂</w:t>
+            </w:r>
+          </w:p>
+        </w:tc>
+        <w:tc>
+          <w:tcPr>
+            <w:tcW w:type="dxa" w:w="5216"/>
+          </w:tcPr>
+          <w:p>
+            <w:pPr>
+              <w:spacing w:after="20"/>
+            </w:pPr>
+            <w:r>
+              <w:rPr>
+                <w:rFonts w:ascii="DFKai-SB" w:hAnsi="DFKai-SB" w:eastAsia="DFKai-SB" w:cs="DFKai-SB"/>
+                <w:sz w:val="21"/>
+              </w:rPr>
+              <w:t>指後方的憂慮或事後可能發生的麻煩。</w:t>
+            </w:r>
+          </w:p>
+        </w:tc>
+        <w:tc>
+          <w:tcPr>
+            <w:tcW w:type="dxa" w:w="1814"/>
+          </w:tcPr>
+          <w:p>
+            <w:pPr>
+              <w:spacing w:after="20"/>
+            </w:pPr>
+            <w:r>
+              <w:rPr>
+                <w:rFonts w:ascii="DFKai-SB" w:hAnsi="DFKai-SB" w:eastAsia="DFKai-SB" w:cs="DFKai-SB"/>
+                <w:sz w:val="21"/>
+              </w:rPr>
+              <w:t>顧（補充投影片）</w:t>
+            </w:r>
+          </w:p>
+        </w:tc>
+      </w:tr>
+      <w:tr>
+        <w:trPr>
+          <w:cantSplit w:val="true"/>
+        </w:trPr>
+        <w:tc>
+          <w:tcPr>
+            <w:tcW w:type="dxa" w:w="2041"/>
+            <w:shd w:val="clear" w:color="auto" w:fill="F7F7F7"/>
+          </w:tcPr>
+          <w:p>
+            <w:pPr>
+              <w:spacing w:after="20"/>
+              <w:jc w:val="center"/>
+            </w:pPr>
+            <w:r>
+              <w:rPr>
+                <w:rFonts w:ascii="DFKai-SB" w:hAnsi="DFKai-SB" w:eastAsia="DFKai-SB" w:cs="DFKai-SB"/>
+                <w:b/>
+                <w:sz w:val="21"/>
+              </w:rPr>
+              <w:t>櫛次鱗比</w:t>
+            </w:r>
+          </w:p>
+        </w:tc>
+        <w:tc>
+          <w:tcPr>
+            <w:tcW w:type="dxa" w:w="5216"/>
+          </w:tcPr>
+          <w:p>
+            <w:pPr>
+              <w:spacing w:after="20"/>
+            </w:pPr>
+            <w:r>
+              <w:rPr>
+                <w:rFonts w:ascii="DFKai-SB" w:hAnsi="DFKai-SB" w:eastAsia="DFKai-SB" w:cs="DFKai-SB"/>
+                <w:sz w:val="21"/>
+              </w:rPr>
+              <w:t>形容排列密集而整齊。</w:t>
+            </w:r>
+          </w:p>
+        </w:tc>
+        <w:tc>
+          <w:tcPr>
+            <w:tcW w:type="dxa" w:w="1814"/>
+          </w:tcPr>
+          <w:p>
+            <w:pPr>
+              <w:spacing w:after="20"/>
+            </w:pPr>
+            <w:r>
+              <w:rPr>
+                <w:rFonts w:ascii="DFKai-SB" w:hAnsi="DFKai-SB" w:eastAsia="DFKai-SB" w:cs="DFKai-SB"/>
+                <w:sz w:val="21"/>
+              </w:rPr>
+              <w:t>比（補充投影片）</w:t>
+            </w:r>
+          </w:p>
+        </w:tc>
+      </w:tr>
+      <w:tr>
+        <w:trPr>
+          <w:cantSplit w:val="true"/>
+        </w:trPr>
+        <w:tc>
+          <w:tcPr>
+            <w:tcW w:type="dxa" w:w="2041"/>
+            <w:shd w:val="clear" w:color="auto" w:fill="F7F7F7"/>
+          </w:tcPr>
+          <w:p>
+            <w:pPr>
+              <w:spacing w:after="20"/>
+              <w:jc w:val="center"/>
+            </w:pPr>
+            <w:r>
+              <w:rPr>
+                <w:rFonts w:ascii="DFKai-SB" w:hAnsi="DFKai-SB" w:eastAsia="DFKai-SB" w:cs="DFKai-SB"/>
+                <w:b/>
+                <w:sz w:val="21"/>
+              </w:rPr>
+              <w:t>朋比為奸</w:t>
+            </w:r>
+          </w:p>
+        </w:tc>
+        <w:tc>
+          <w:tcPr>
+            <w:tcW w:type="dxa" w:w="5216"/>
+          </w:tcPr>
+          <w:p>
+            <w:pPr>
+              <w:spacing w:after="20"/>
+            </w:pPr>
+            <w:r>
+              <w:rPr>
+                <w:rFonts w:ascii="DFKai-SB" w:hAnsi="DFKai-SB" w:eastAsia="DFKai-SB" w:cs="DFKai-SB"/>
+                <w:sz w:val="21"/>
+              </w:rPr>
+              <w:t>結黨營私，做壞事。</w:t>
+            </w:r>
+          </w:p>
+        </w:tc>
+        <w:tc>
+          <w:tcPr>
+            <w:tcW w:type="dxa" w:w="1814"/>
+          </w:tcPr>
+          <w:p>
+            <w:pPr>
+              <w:spacing w:after="20"/>
+            </w:pPr>
+            <w:r>
+              <w:rPr>
+                <w:rFonts w:ascii="DFKai-SB" w:hAnsi="DFKai-SB" w:eastAsia="DFKai-SB" w:cs="DFKai-SB"/>
+                <w:sz w:val="21"/>
+              </w:rPr>
+              <w:t>比（補充投影片）</w:t>
+            </w:r>
+          </w:p>
+        </w:tc>
+      </w:tr>
+    </w:tbl>
+    <w:p>
+      <w:pPr>
+        <w:spacing w:after="40"/>
+      </w:pPr>
+    </w:p>
+    <w:p>
+      <w:pPr>
+        <w:keepNext/>
+        <w:spacing w:before="200"/>
+        <w:shd w:val="clear" w:color="auto" w:fill="E2EFDA"/>
+      </w:pPr>
+      <w:r>
+        <w:rPr>
+          <w:rFonts w:ascii="DFKai-SB" w:hAnsi="DFKai-SB" w:eastAsia="DFKai-SB" w:cs="DFKai-SB"/>
+          <w:b/>
+          <w:color w:val="385723"/>
+          <w:sz w:val="24"/>
+        </w:rPr>
+        <w:t>課本練習相關成語</w:t>
+      </w:r>
+    </w:p>
+    <w:tbl>
+      <w:tblPr>
+        <w:tblStyle w:val="TableGrid"/>
+        <w:tblW w:type="auto" w:w="0"/>
+        <w:jc w:val="center"/>
+        <w:tblLayout w:type="fixed"/>
+        <w:tblLook w:firstColumn="1" w:firstRow="1" w:lastColumn="0" w:lastRow="0" w:noHBand="0" w:noVBand="1" w:val="04A0"/>
+      </w:tblPr>
+      <w:tblGrid>
+        <w:gridCol w:w="2041"/>
+        <w:gridCol w:w="5216"/>
+        <w:gridCol w:w="1814"/>
+      </w:tblGrid>
+      <w:tr>
+        <w:trPr>
+          <w:tblHeader w:val="true"/>
+        </w:trPr>
+        <w:tc>
+          <w:tcPr>
+            <w:tcW w:type="dxa" w:w="2041"/>
+            <w:shd w:val="clear" w:color="auto" w:fill="FCE4D6"/>
+          </w:tcPr>
+          <w:p>
+            <w:pPr>
+              <w:jc w:val="center"/>
+            </w:pPr>
+            <w:r>
+              <w:rPr>
+                <w:rFonts w:ascii="DFKai-SB" w:hAnsi="DFKai-SB" w:eastAsia="DFKai-SB" w:cs="DFKai-SB"/>
+                <w:b/>
+                <w:sz w:val="21"/>
+              </w:rPr>
+              <w:t>成語</w:t>
+            </w:r>
+          </w:p>
+        </w:tc>
+        <w:tc>
+          <w:tcPr>
+            <w:tcW w:type="dxa" w:w="5216"/>
+            <w:shd w:val="clear" w:color="auto" w:fill="FCE4D6"/>
+          </w:tcPr>
+          <w:p>
+            <w:pPr>
+              <w:jc w:val="center"/>
+            </w:pPr>
+            <w:r>
+              <w:rPr>
+                <w:rFonts w:ascii="DFKai-SB" w:hAnsi="DFKai-SB" w:eastAsia="DFKai-SB" w:cs="DFKai-SB"/>
+                <w:b/>
+                <w:sz w:val="21"/>
+              </w:rPr>
+              <w:t>意思</w:t>
+            </w:r>
+          </w:p>
+        </w:tc>
+        <w:tc>
+          <w:tcPr>
+            <w:tcW w:type="dxa" w:w="1814"/>
+            <w:shd w:val="clear" w:color="auto" w:fill="FCE4D6"/>
+          </w:tcPr>
+          <w:p>
+            <w:pPr>
+              <w:jc w:val="center"/>
+            </w:pPr>
+            <w:r>
+              <w:rPr>
+                <w:rFonts w:ascii="DFKai-SB" w:hAnsi="DFKai-SB" w:eastAsia="DFKai-SB" w:cs="DFKai-SB"/>
+                <w:b/>
+                <w:sz w:val="21"/>
+              </w:rPr>
+              <w:t>出處</w:t>
+            </w:r>
+          </w:p>
+        </w:tc>
+      </w:tr>
+      <w:tr>
+        <w:trPr>
+          <w:cantSplit w:val="true"/>
+        </w:trPr>
+        <w:tc>
+          <w:tcPr>
+            <w:tcW w:type="dxa" w:w="2041"/>
+            <w:shd w:val="clear" w:color="auto" w:fill="F7F7F7"/>
+          </w:tcPr>
+          <w:p>
+            <w:pPr>
+              <w:spacing w:after="20"/>
+              <w:jc w:val="center"/>
+            </w:pPr>
+            <w:r>
+              <w:rPr>
+                <w:rFonts w:ascii="DFKai-SB" w:hAnsi="DFKai-SB" w:eastAsia="DFKai-SB" w:cs="DFKai-SB"/>
+                <w:b/>
+                <w:sz w:val="21"/>
+              </w:rPr>
+              <w:t>井底之蛙</w:t>
+            </w:r>
+          </w:p>
+        </w:tc>
+        <w:tc>
+          <w:tcPr>
+            <w:tcW w:type="dxa" w:w="5216"/>
+          </w:tcPr>
+          <w:p>
+            <w:pPr>
+              <w:spacing w:after="20"/>
+            </w:pPr>
+            <w:r>
+              <w:rPr>
+                <w:rFonts w:ascii="DFKai-SB" w:hAnsi="DFKai-SB" w:eastAsia="DFKai-SB" w:cs="DFKai-SB"/>
+                <w:sz w:val="21"/>
+              </w:rPr>
+              <w:t>比喻見識淺陋的人（可用來形容本文的田夫）。</w:t>
+            </w:r>
+          </w:p>
+        </w:tc>
+        <w:tc>
+          <w:tcPr>
+            <w:tcW w:type="dxa" w:w="1814"/>
+          </w:tcPr>
+          <w:p>
+            <w:pPr>
+              <w:spacing w:after="20"/>
+            </w:pPr>
+            <w:r>
+              <w:rPr>
+                <w:rFonts w:ascii="DFKai-SB" w:hAnsi="DFKai-SB" w:eastAsia="DFKai-SB" w:cs="DFKai-SB"/>
+                <w:sz w:val="21"/>
+              </w:rPr>
+              <w:t>第32課，補充</w:t>
+            </w:r>
+          </w:p>
+        </w:tc>
+      </w:tr>
+      <w:tr>
+        <w:trPr>
+          <w:cantSplit w:val="true"/>
+        </w:trPr>
+        <w:tc>
+          <w:tcPr>
+            <w:tcW w:type="dxa" w:w="2041"/>
+            <w:shd w:val="clear" w:color="auto" w:fill="F7F7F7"/>
+          </w:tcPr>
+          <w:p>
+            <w:pPr>
+              <w:spacing w:after="20"/>
+              <w:jc w:val="center"/>
+            </w:pPr>
+            <w:r>
+              <w:rPr>
+                <w:rFonts w:ascii="DFKai-SB" w:hAnsi="DFKai-SB" w:eastAsia="DFKai-SB" w:cs="DFKai-SB"/>
+                <w:b/>
+                <w:sz w:val="21"/>
+              </w:rPr>
+              <w:t>老馬識途</w:t>
+            </w:r>
+          </w:p>
+        </w:tc>
+        <w:tc>
+          <w:tcPr>
+            <w:tcW w:type="dxa" w:w="5216"/>
+          </w:tcPr>
+          <w:p>
+            <w:pPr>
+              <w:spacing w:after="20"/>
+            </w:pPr>
+            <w:r>
+              <w:rPr>
+                <w:rFonts w:ascii="DFKai-SB" w:hAnsi="DFKai-SB" w:eastAsia="DFKai-SB" w:cs="DFKai-SB"/>
+                <w:sz w:val="21"/>
+              </w:rPr>
+              <w:t>後稱經歷豐富練達的人。</w:t>
+            </w:r>
+          </w:p>
+        </w:tc>
+        <w:tc>
+          <w:tcPr>
+            <w:tcW w:type="dxa" w:w="1814"/>
+          </w:tcPr>
+          <w:p>
+            <w:pPr>
+              <w:spacing w:after="20"/>
+            </w:pPr>
+            <w:r>
+              <w:rPr>
+                <w:rFonts w:ascii="DFKai-SB" w:hAnsi="DFKai-SB" w:eastAsia="DFKai-SB" w:cs="DFKai-SB"/>
+                <w:sz w:val="21"/>
+              </w:rPr>
+              <w:t>第32課，課本標註</w:t>
+            </w:r>
+          </w:p>
+        </w:tc>
+      </w:tr>
+      <w:tr>
+        <w:trPr>
+          <w:cantSplit w:val="true"/>
+        </w:trPr>
+        <w:tc>
+          <w:tcPr>
+            <w:tcW w:type="dxa" w:w="2041"/>
+            <w:shd w:val="clear" w:color="auto" w:fill="F7F7F7"/>
+          </w:tcPr>
+          <w:p>
+            <w:pPr>
+              <w:spacing w:after="20"/>
+              <w:jc w:val="center"/>
+            </w:pPr>
+            <w:r>
+              <w:rPr>
+                <w:rFonts w:ascii="DFKai-SB" w:hAnsi="DFKai-SB" w:eastAsia="DFKai-SB" w:cs="DFKai-SB"/>
+                <w:b/>
+                <w:sz w:val="21"/>
+              </w:rPr>
+              <w:t>孤芳自賞</w:t>
+            </w:r>
+          </w:p>
+        </w:tc>
+        <w:tc>
+          <w:tcPr>
+            <w:tcW w:type="dxa" w:w="5216"/>
+          </w:tcPr>
+          <w:p>
+            <w:pPr>
+              <w:spacing w:after="20"/>
+            </w:pPr>
+            <w:r>
+              <w:rPr>
+                <w:rFonts w:ascii="DFKai-SB" w:hAnsi="DFKai-SB" w:eastAsia="DFKai-SB" w:cs="DFKai-SB"/>
+                <w:sz w:val="21"/>
+              </w:rPr>
+              <w:t>比喻自命清高，自我欣賞。</w:t>
+            </w:r>
+          </w:p>
+        </w:tc>
+        <w:tc>
+          <w:tcPr>
+            <w:tcW w:type="dxa" w:w="1814"/>
+          </w:tcPr>
+          <w:p>
+            <w:pPr>
+              <w:spacing w:after="20"/>
+            </w:pPr>
+            <w:r>
+              <w:rPr>
+                <w:rFonts w:ascii="DFKai-SB" w:hAnsi="DFKai-SB" w:eastAsia="DFKai-SB" w:cs="DFKai-SB"/>
+                <w:sz w:val="21"/>
+              </w:rPr>
+              <w:t>第32課，課本標註</w:t>
+            </w:r>
+          </w:p>
+        </w:tc>
+      </w:tr>
+      <w:tr>
+        <w:trPr>
+          <w:cantSplit w:val="true"/>
+        </w:trPr>
+        <w:tc>
+          <w:tcPr>
+            <w:tcW w:type="dxa" w:w="2041"/>
+            <w:shd w:val="clear" w:color="auto" w:fill="F7F7F7"/>
+          </w:tcPr>
+          <w:p>
+            <w:pPr>
+              <w:spacing w:after="20"/>
+              <w:jc w:val="center"/>
+            </w:pPr>
+            <w:r>
+              <w:rPr>
+                <w:rFonts w:ascii="DFKai-SB" w:hAnsi="DFKai-SB" w:eastAsia="DFKai-SB" w:cs="DFKai-SB"/>
+                <w:b/>
+                <w:sz w:val="21"/>
+              </w:rPr>
+              <w:t>尸位素餐</w:t>
+            </w:r>
+          </w:p>
+        </w:tc>
+        <w:tc>
+          <w:tcPr>
+            <w:tcW w:type="dxa" w:w="5216"/>
+          </w:tcPr>
+          <w:p>
+            <w:pPr>
+              <w:spacing w:after="20"/>
+            </w:pPr>
+            <w:r>
+              <w:rPr>
+                <w:rFonts w:ascii="DFKai-SB" w:hAnsi="DFKai-SB" w:eastAsia="DFKai-SB" w:cs="DFKai-SB"/>
+                <w:sz w:val="21"/>
+              </w:rPr>
+              <w:t>占著職位享受俸祿而不做事。</w:t>
+            </w:r>
+          </w:p>
+        </w:tc>
+        <w:tc>
+          <w:tcPr>
+            <w:tcW w:type="dxa" w:w="1814"/>
+          </w:tcPr>
+          <w:p>
+            <w:pPr>
+              <w:spacing w:after="20"/>
+            </w:pPr>
+            <w:r>
+              <w:rPr>
+                <w:rFonts w:ascii="DFKai-SB" w:hAnsi="DFKai-SB" w:eastAsia="DFKai-SB" w:cs="DFKai-SB"/>
+                <w:sz w:val="21"/>
+              </w:rPr>
+              <w:t>第33課，課本標註</w:t>
+            </w:r>
+          </w:p>
+        </w:tc>
+      </w:tr>
+      <w:tr>
+        <w:trPr>
+          <w:cantSplit w:val="true"/>
+        </w:trPr>
+        <w:tc>
+          <w:tcPr>
+            <w:tcW w:type="dxa" w:w="2041"/>
+            <w:shd w:val="clear" w:color="auto" w:fill="F7F7F7"/>
+          </w:tcPr>
+          <w:p>
+            <w:pPr>
+              <w:spacing w:after="20"/>
+              <w:jc w:val="center"/>
+            </w:pPr>
+            <w:r>
+              <w:rPr>
+                <w:rFonts w:ascii="DFKai-SB" w:hAnsi="DFKai-SB" w:eastAsia="DFKai-SB" w:cs="DFKai-SB"/>
+                <w:b/>
+                <w:sz w:val="21"/>
+              </w:rPr>
+              <w:t>剛愎自用</w:t>
+            </w:r>
+          </w:p>
+        </w:tc>
+        <w:tc>
+          <w:tcPr>
+            <w:tcW w:type="dxa" w:w="5216"/>
+          </w:tcPr>
+          <w:p>
+            <w:pPr>
+              <w:spacing w:after="20"/>
+            </w:pPr>
+            <w:r>
+              <w:rPr>
+                <w:rFonts w:ascii="DFKai-SB" w:hAnsi="DFKai-SB" w:eastAsia="DFKai-SB" w:cs="DFKai-SB"/>
+                <w:sz w:val="21"/>
+              </w:rPr>
+              <w:t>性情倔強，固執己見。</w:t>
+            </w:r>
+          </w:p>
+        </w:tc>
+        <w:tc>
+          <w:tcPr>
+            <w:tcW w:type="dxa" w:w="1814"/>
+          </w:tcPr>
+          <w:p>
+            <w:pPr>
+              <w:spacing w:after="20"/>
+            </w:pPr>
+            <w:r>
+              <w:rPr>
+                <w:rFonts w:ascii="DFKai-SB" w:hAnsi="DFKai-SB" w:eastAsia="DFKai-SB" w:cs="DFKai-SB"/>
+                <w:sz w:val="21"/>
+              </w:rPr>
+              <w:t>第33課，課本標註</w:t>
+            </w:r>
+          </w:p>
+        </w:tc>
+      </w:tr>
+      <w:tr>
+        <w:trPr>
+          <w:cantSplit w:val="true"/>
+        </w:trPr>
+        <w:tc>
+          <w:tcPr>
+            <w:tcW w:type="dxa" w:w="2041"/>
+            <w:shd w:val="clear" w:color="auto" w:fill="F7F7F7"/>
+          </w:tcPr>
+          <w:p>
+            <w:pPr>
+              <w:spacing w:after="20"/>
+              <w:jc w:val="center"/>
+            </w:pPr>
+            <w:r>
+              <w:rPr>
+                <w:rFonts w:ascii="DFKai-SB" w:hAnsi="DFKai-SB" w:eastAsia="DFKai-SB" w:cs="DFKai-SB"/>
+                <w:b/>
+                <w:sz w:val="21"/>
+              </w:rPr>
+              <w:t>好逸惡勞</w:t>
+            </w:r>
+          </w:p>
+        </w:tc>
+        <w:tc>
+          <w:tcPr>
+            <w:tcW w:type="dxa" w:w="5216"/>
+          </w:tcPr>
+          <w:p>
+            <w:pPr>
+              <w:spacing w:after="20"/>
+            </w:pPr>
+            <w:r>
+              <w:rPr>
+                <w:rFonts w:ascii="DFKai-SB" w:hAnsi="DFKai-SB" w:eastAsia="DFKai-SB" w:cs="DFKai-SB"/>
+                <w:sz w:val="21"/>
+              </w:rPr>
+              <w:t>貪圖安逸，憎惡勞動。</w:t>
+            </w:r>
+          </w:p>
+        </w:tc>
+        <w:tc>
+          <w:tcPr>
+            <w:tcW w:type="dxa" w:w="1814"/>
+          </w:tcPr>
+          <w:p>
+            <w:pPr>
+              <w:spacing w:after="20"/>
+            </w:pPr>
+            <w:r>
+              <w:rPr>
+                <w:rFonts w:ascii="DFKai-SB" w:hAnsi="DFKai-SB" w:eastAsia="DFKai-SB" w:cs="DFKai-SB"/>
+                <w:sz w:val="21"/>
+              </w:rPr>
+              <w:t>第33課，課本標註</w:t>
+            </w:r>
+          </w:p>
+        </w:tc>
+      </w:tr>
+    </w:tbl>
+    <w:p>
+      <w:pPr>
+        <w:spacing w:after="40"/>
+      </w:pPr>
     </w:p>
     <w:p>
       <w:pPr>

--- a/古文今讀31-35.docx
+++ b/古文今讀31-35.docx
@@ -3471,7 +3471,7 @@
                 <w:rFonts w:ascii="DFKai-SB" w:hAnsi="DFKai-SB" w:eastAsia="DFKai-SB" w:cs="DFKai-SB"/>
                 <w:sz w:val="21"/>
               </w:rPr>
-              <w:t>縕黂（衣：穿）</w:t>
+              <w:t>縕黂（衣：ㄧˋ，穿）</w:t>
             </w:r>
             <w:r>
               <w:rPr>
@@ -7694,7 +7694,7 @@
                 <w:rFonts w:ascii="DFKai-SB" w:hAnsi="DFKai-SB" w:eastAsia="DFKai-SB" w:cs="DFKai-SB"/>
                 <w:sz w:val="21"/>
               </w:rPr>
-              <w:t>ㄔㄨㄟˊ</w:t>
+              <w:t>ㄓㄨㄟ</w:t>
             </w:r>
           </w:p>
         </w:tc>
@@ -8520,7 +8520,7 @@
                 <w:rFonts w:ascii="DFKai-SB" w:hAnsi="DFKai-SB" w:eastAsia="DFKai-SB" w:cs="DFKai-SB"/>
                 <w:sz w:val="21"/>
               </w:rPr>
-              <w:t>ㄓˋ</w:t>
+              <w:t>ㄓˊ</w:t>
             </w:r>
           </w:p>
         </w:tc>
